--- a/eda_teaching_pack/publish/docx/03_solution_guide_draft.docx
+++ b/eda_teaching_pack/publish/docx/03_solution_guide_draft.docx
@@ -58,7 +58,7 @@
         <w:pStyle w:val="Heading3"/>
       </w:pPr>
       <w:r>
-        <w:t>Q1 데이터 스키마 점검</w:t>
+        <w:t>Q1 데이터 스키마 점검 + 분포 진단</w:t>
       </w:r>
     </w:p>
     <w:p>
@@ -67,6 +67,22 @@
       </w:pPr>
       <w:r>
         <w:t>스키마 표, 기초 통계량을 우선 제시한다.</w:t>
+      </w:r>
+    </w:p>
+    <w:p>
+      <w:pPr>
+        <w:pStyle w:val="ListBullet"/>
+      </w:pPr>
+      <w:r>
+        <w:t>타깃 변수의 skewness, kurtosis, Q-Q plot을 보고한다.</w:t>
+      </w:r>
+    </w:p>
+    <w:p>
+      <w:pPr>
+        <w:pStyle w:val="ListBullet"/>
+      </w:pPr>
+      <w:r>
+        <w:t>Shapiro-Wilk 정규성 검정을 수행하고 결과에 따라 Q4/Q6 검정 방법을 선택한다.</w:t>
       </w:r>
     </w:p>
     <w:p/>
@@ -160,6 +176,22 @@
         <w:t>표본 손실률과 분포 왜곡을 비교해 최종 전략을 선택한다.</w:t>
       </w:r>
     </w:p>
+    <w:p>
+      <w:pPr>
+        <w:pStyle w:val="ListBullet"/>
+      </w:pPr>
+      <w:r>
+        <w:t>**가설 검정**: 처리 전/후 분포 차이에 대해 Mann-Whitney U(비정규) 또는 t-test(정규)를 수행한다.</w:t>
+      </w:r>
+    </w:p>
+    <w:p>
+      <w:pPr>
+        <w:pStyle w:val="ListBullet"/>
+      </w:pPr>
+      <w:r>
+        <w:t>**효과 크기**: Cohen's d를 보고하여 실질적 차이 크기를 평가한다.</w:t>
+      </w:r>
+    </w:p>
     <w:p/>
     <w:p>
       <w:pPr>
@@ -191,6 +223,14 @@
       </w:pPr>
       <w:r>
         <w:t>`remove`와 `cap` 결과의 평균/중앙값/IQR 변화를 비교한다.</w:t>
+      </w:r>
+    </w:p>
+    <w:p>
+      <w:pPr>
+        <w:pStyle w:val="ListBullet"/>
+      </w:pPr>
+      <w:r>
+        <w:t>가설 검정 + Cohen's d를 함께 보고한다.</w:t>
       </w:r>
     </w:p>
     <w:p>
@@ -257,6 +297,14 @@
       </w:pPr>
       <w:r>
         <w:t>두 질문 모두 전/후 오버레이 그래프와 정량 비교를 포함한다.</w:t>
+      </w:r>
+    </w:p>
+    <w:p>
+      <w:pPr>
+        <w:pStyle w:val="ListBullet"/>
+      </w:pPr>
+      <w:r>
+        <w:t>Q9에서 각 상관계수에 p-value를 함께 보고하고 유의성을 표기한다.</w:t>
       </w:r>
     </w:p>
     <w:p/>
@@ -364,6 +412,30 @@
       </w:pPr>
       <w:r>
         <w:t>인사이트에 실행 제안이 없음</w:t>
+      </w:r>
+    </w:p>
+    <w:p>
+      <w:pPr>
+        <w:pStyle w:val="ListNumber"/>
+      </w:pPr>
+      <w:r>
+        <w:t>정규성 검정 없이 t-test를 적용하여 잘못된 검정 결과 도출</w:t>
+      </w:r>
+    </w:p>
+    <w:p>
+      <w:pPr>
+        <w:pStyle w:val="ListNumber"/>
+      </w:pPr>
+      <w:r>
+        <w:t>p-value만 보고 효과 크기를 무시하여 실질적 의미를 간과</w:t>
+      </w:r>
+    </w:p>
+    <w:p>
+      <w:pPr>
+        <w:pStyle w:val="ListNumber"/>
+      </w:pPr>
+      <w:r>
+        <w:t>상관계수를 보고하면서 유의성(p-value)을 함께 제시하지 않음</w:t>
       </w:r>
     </w:p>
     <w:sectPr>
